--- a/отчёты/ЛР11 Классы.docx
+++ b/отчёты/ЛР11 Классы.docx
@@ -14,7 +14,8 @@
     </w:p>
     <w:p>
       <w:pPr>
-        <w:spacing w:after="80"/>
+        <w:keepNext w:val="false"/>
+        <w:spacing w:after="80" w:before="0"/>
         <w:ind w:firstLine="709"/>
         <w:jc w:val="both"/>
       </w:pPr>
@@ -67,7 +68,8 @@
     </w:p>
     <w:p>
       <w:pPr>
-        <w:spacing w:after="80"/>
+        <w:keepNext w:val="false"/>
+        <w:spacing w:after="80" w:before="0"/>
         <w:ind w:firstLine="709"/>
         <w:jc w:val="both"/>
       </w:pPr>
@@ -129,7 +131,7 @@
           <w:right w:val="single" w:color="BFBFBF" w:sz="4" w:space="4"/>
         </w:pBdr>
         <w:shd w:fill="F4F4F4" w:color="auto" w:val="clear"/>
-        <w:spacing w:after="0" w:before="60" w:line="240"/>
+        <w:spacing w:after="0" w:before="60" w:line="240" w:lineRule="auto"/>
         <w:ind w:left="113" w:right="113"/>
       </w:pPr>
       <w:r>
@@ -151,7 +153,7 @@
           <w:right w:val="single" w:color="BFBFBF" w:sz="4" w:space="4"/>
         </w:pBdr>
         <w:shd w:fill="F4F4F4" w:color="auto" w:val="clear"/>
-        <w:spacing w:after="0" w:before="0" w:line="240"/>
+        <w:spacing w:after="0" w:before="0" w:line="240" w:lineRule="auto"/>
         <w:ind w:left="113" w:right="113"/>
       </w:pPr>
       <w:r>
@@ -173,7 +175,7 @@
           <w:right w:val="single" w:color="BFBFBF" w:sz="4" w:space="4"/>
         </w:pBdr>
         <w:shd w:fill="F4F4F4" w:color="auto" w:val="clear"/>
-        <w:spacing w:after="0" w:before="0" w:line="240"/>
+        <w:spacing w:after="0" w:before="0" w:line="240" w:lineRule="auto"/>
         <w:ind w:left="113" w:right="113"/>
       </w:pPr>
       <w:r>
@@ -195,7 +197,7 @@
           <w:right w:val="single" w:color="BFBFBF" w:sz="4" w:space="4"/>
         </w:pBdr>
         <w:shd w:fill="F4F4F4" w:color="auto" w:val="clear"/>
-        <w:spacing w:after="0" w:before="0" w:line="240"/>
+        <w:spacing w:after="0" w:before="0" w:line="240" w:lineRule="auto"/>
         <w:ind w:left="113" w:right="113"/>
       </w:pPr>
       <w:r>
@@ -217,7 +219,7 @@
           <w:right w:val="single" w:color="BFBFBF" w:sz="4" w:space="4"/>
         </w:pBdr>
         <w:shd w:fill="F4F4F4" w:color="auto" w:val="clear"/>
-        <w:spacing w:after="0" w:before="0" w:line="240"/>
+        <w:spacing w:after="0" w:before="0" w:line="240" w:lineRule="auto"/>
         <w:ind w:left="113" w:right="113"/>
       </w:pPr>
       <w:r>
@@ -239,7 +241,7 @@
           <w:right w:val="single" w:color="BFBFBF" w:sz="4" w:space="4"/>
         </w:pBdr>
         <w:shd w:fill="F4F4F4" w:color="auto" w:val="clear"/>
-        <w:spacing w:after="0" w:before="0" w:line="240"/>
+        <w:spacing w:after="0" w:before="0" w:line="240" w:lineRule="auto"/>
         <w:ind w:left="113" w:right="113"/>
       </w:pPr>
       <w:r>
@@ -261,7 +263,7 @@
           <w:right w:val="single" w:color="BFBFBF" w:sz="4" w:space="4"/>
         </w:pBdr>
         <w:shd w:fill="F4F4F4" w:color="auto" w:val="clear"/>
-        <w:spacing w:after="0" w:before="0" w:line="240"/>
+        <w:spacing w:after="0" w:before="0" w:line="240" w:lineRule="auto"/>
         <w:ind w:left="113" w:right="113"/>
       </w:pPr>
       <w:r>
@@ -283,7 +285,7 @@
           <w:right w:val="single" w:color="BFBFBF" w:sz="4" w:space="4"/>
         </w:pBdr>
         <w:shd w:fill="F4F4F4" w:color="auto" w:val="clear"/>
-        <w:spacing w:after="0" w:before="0" w:line="240"/>
+        <w:spacing w:after="0" w:before="0" w:line="240" w:lineRule="auto"/>
         <w:ind w:left="113" w:right="113"/>
       </w:pPr>
       <w:r>
@@ -305,7 +307,7 @@
           <w:right w:val="single" w:color="BFBFBF" w:sz="4" w:space="4"/>
         </w:pBdr>
         <w:shd w:fill="F4F4F4" w:color="auto" w:val="clear"/>
-        <w:spacing w:after="0" w:before="0" w:line="240"/>
+        <w:spacing w:after="0" w:before="0" w:line="240" w:lineRule="auto"/>
         <w:ind w:left="113" w:right="113"/>
       </w:pPr>
       <w:r>
@@ -327,7 +329,7 @@
           <w:right w:val="single" w:color="BFBFBF" w:sz="4" w:space="4"/>
         </w:pBdr>
         <w:shd w:fill="F4F4F4" w:color="auto" w:val="clear"/>
-        <w:spacing w:after="0" w:before="0" w:line="240"/>
+        <w:spacing w:after="0" w:before="0" w:line="240" w:lineRule="auto"/>
         <w:ind w:left="113" w:right="113"/>
       </w:pPr>
       <w:r>
@@ -349,7 +351,7 @@
           <w:right w:val="single" w:color="BFBFBF" w:sz="4" w:space="4"/>
         </w:pBdr>
         <w:shd w:fill="F4F4F4" w:color="auto" w:val="clear"/>
-        <w:spacing w:after="0" w:before="0" w:line="240"/>
+        <w:spacing w:after="0" w:before="0" w:line="240" w:lineRule="auto"/>
         <w:ind w:left="113" w:right="113"/>
       </w:pPr>
       <w:r>
@@ -371,7 +373,7 @@
           <w:right w:val="single" w:color="BFBFBF" w:sz="4" w:space="4"/>
         </w:pBdr>
         <w:shd w:fill="F4F4F4" w:color="auto" w:val="clear"/>
-        <w:spacing w:after="0" w:before="0" w:line="240"/>
+        <w:spacing w:after="0" w:before="0" w:line="240" w:lineRule="auto"/>
         <w:ind w:left="113" w:right="113"/>
       </w:pPr>
       <w:r>
@@ -393,7 +395,7 @@
           <w:right w:val="single" w:color="BFBFBF" w:sz="4" w:space="4"/>
         </w:pBdr>
         <w:shd w:fill="F4F4F4" w:color="auto" w:val="clear"/>
-        <w:spacing w:after="0" w:before="0" w:line="240"/>
+        <w:spacing w:after="0" w:before="0" w:line="240" w:lineRule="auto"/>
         <w:ind w:left="113" w:right="113"/>
       </w:pPr>
       <w:r>
@@ -415,7 +417,7 @@
           <w:right w:val="single" w:color="BFBFBF" w:sz="4" w:space="4"/>
         </w:pBdr>
         <w:shd w:fill="F4F4F4" w:color="auto" w:val="clear"/>
-        <w:spacing w:after="0" w:before="0" w:line="240"/>
+        <w:spacing w:after="0" w:before="0" w:line="240" w:lineRule="auto"/>
         <w:ind w:left="113" w:right="113"/>
       </w:pPr>
       <w:r>
@@ -437,7 +439,7 @@
           <w:right w:val="single" w:color="BFBFBF" w:sz="4" w:space="4"/>
         </w:pBdr>
         <w:shd w:fill="F4F4F4" w:color="auto" w:val="clear"/>
-        <w:spacing w:after="0" w:before="0" w:line="240"/>
+        <w:spacing w:after="0" w:before="0" w:line="240" w:lineRule="auto"/>
         <w:ind w:left="113" w:right="113"/>
       </w:pPr>
       <w:r>
@@ -459,7 +461,7 @@
           <w:right w:val="single" w:color="BFBFBF" w:sz="4" w:space="4"/>
         </w:pBdr>
         <w:shd w:fill="F4F4F4" w:color="auto" w:val="clear"/>
-        <w:spacing w:after="0" w:before="0" w:line="240"/>
+        <w:spacing w:after="0" w:before="0" w:line="240" w:lineRule="auto"/>
         <w:ind w:left="113" w:right="113"/>
       </w:pPr>
       <w:r>
@@ -481,7 +483,7 @@
           <w:right w:val="single" w:color="BFBFBF" w:sz="4" w:space="4"/>
         </w:pBdr>
         <w:shd w:fill="F4F4F4" w:color="auto" w:val="clear"/>
-        <w:spacing w:after="0" w:before="0" w:line="240"/>
+        <w:spacing w:after="0" w:before="0" w:line="240" w:lineRule="auto"/>
         <w:ind w:left="113" w:right="113"/>
       </w:pPr>
       <w:r>
@@ -503,7 +505,7 @@
           <w:right w:val="single" w:color="BFBFBF" w:sz="4" w:space="4"/>
         </w:pBdr>
         <w:shd w:fill="F4F4F4" w:color="auto" w:val="clear"/>
-        <w:spacing w:after="0" w:before="0" w:line="240"/>
+        <w:spacing w:after="0" w:before="0" w:line="240" w:lineRule="auto"/>
         <w:ind w:left="113" w:right="113"/>
       </w:pPr>
       <w:r>
@@ -525,7 +527,7 @@
           <w:right w:val="single" w:color="BFBFBF" w:sz="4" w:space="4"/>
         </w:pBdr>
         <w:shd w:fill="F4F4F4" w:color="auto" w:val="clear"/>
-        <w:spacing w:after="160" w:before="0" w:line="240"/>
+        <w:spacing w:after="160" w:before="0" w:line="240" w:lineRule="auto"/>
         <w:ind w:left="113" w:right="113"/>
       </w:pPr>
       <w:r>
@@ -539,7 +541,8 @@
     </w:p>
     <w:p>
       <w:pPr>
-        <w:spacing w:after="80"/>
+        <w:keepNext w:val="false"/>
+        <w:spacing w:after="80" w:before="0"/>
         <w:ind w:firstLine="709"/>
         <w:jc w:val="both"/>
       </w:pPr>
@@ -579,7 +582,7 @@
           <w:right w:val="single" w:color="BFBFBF" w:sz="4" w:space="4"/>
         </w:pBdr>
         <w:shd w:fill="F4F4F4" w:color="auto" w:val="clear"/>
-        <w:spacing w:after="0" w:before="60" w:line="240"/>
+        <w:spacing w:after="0" w:before="60" w:line="240" w:lineRule="auto"/>
         <w:ind w:left="113" w:right="113"/>
       </w:pPr>
       <w:r>
@@ -601,7 +604,7 @@
           <w:right w:val="single" w:color="BFBFBF" w:sz="4" w:space="4"/>
         </w:pBdr>
         <w:shd w:fill="F4F4F4" w:color="auto" w:val="clear"/>
-        <w:spacing w:after="0" w:before="0" w:line="240"/>
+        <w:spacing w:after="0" w:before="0" w:line="240" w:lineRule="auto"/>
         <w:ind w:left="113" w:right="113"/>
       </w:pPr>
       <w:r>
@@ -623,7 +626,7 @@
           <w:right w:val="single" w:color="BFBFBF" w:sz="4" w:space="4"/>
         </w:pBdr>
         <w:shd w:fill="F4F4F4" w:color="auto" w:val="clear"/>
-        <w:spacing w:after="0" w:before="0" w:line="240"/>
+        <w:spacing w:after="0" w:before="0" w:line="240" w:lineRule="auto"/>
         <w:ind w:left="113" w:right="113"/>
       </w:pPr>
       <w:r>
@@ -645,7 +648,7 @@
           <w:right w:val="single" w:color="BFBFBF" w:sz="4" w:space="4"/>
         </w:pBdr>
         <w:shd w:fill="F4F4F4" w:color="auto" w:val="clear"/>
-        <w:spacing w:after="0" w:before="0" w:line="240"/>
+        <w:spacing w:after="0" w:before="0" w:line="240" w:lineRule="auto"/>
         <w:ind w:left="113" w:right="113"/>
       </w:pPr>
       <w:r>
@@ -667,7 +670,7 @@
           <w:right w:val="single" w:color="BFBFBF" w:sz="4" w:space="4"/>
         </w:pBdr>
         <w:shd w:fill="F4F4F4" w:color="auto" w:val="clear"/>
-        <w:spacing w:after="0" w:before="0" w:line="240"/>
+        <w:spacing w:after="0" w:before="0" w:line="240" w:lineRule="auto"/>
         <w:ind w:left="113" w:right="113"/>
       </w:pPr>
       <w:r>
@@ -689,7 +692,7 @@
           <w:right w:val="single" w:color="BFBFBF" w:sz="4" w:space="4"/>
         </w:pBdr>
         <w:shd w:fill="F4F4F4" w:color="auto" w:val="clear"/>
-        <w:spacing w:after="0" w:before="0" w:line="240"/>
+        <w:spacing w:after="0" w:before="0" w:line="240" w:lineRule="auto"/>
         <w:ind w:left="113" w:right="113"/>
       </w:pPr>
       <w:r>
@@ -711,7 +714,7 @@
           <w:right w:val="single" w:color="BFBFBF" w:sz="4" w:space="4"/>
         </w:pBdr>
         <w:shd w:fill="F4F4F4" w:color="auto" w:val="clear"/>
-        <w:spacing w:after="0" w:before="0" w:line="240"/>
+        <w:spacing w:after="0" w:before="0" w:line="240" w:lineRule="auto"/>
         <w:ind w:left="113" w:right="113"/>
       </w:pPr>
       <w:r>
@@ -733,7 +736,7 @@
           <w:right w:val="single" w:color="BFBFBF" w:sz="4" w:space="4"/>
         </w:pBdr>
         <w:shd w:fill="F4F4F4" w:color="auto" w:val="clear"/>
-        <w:spacing w:after="0" w:before="0" w:line="240"/>
+        <w:spacing w:after="0" w:before="0" w:line="240" w:lineRule="auto"/>
         <w:ind w:left="113" w:right="113"/>
       </w:pPr>
       <w:r>
@@ -755,7 +758,7 @@
           <w:right w:val="single" w:color="BFBFBF" w:sz="4" w:space="4"/>
         </w:pBdr>
         <w:shd w:fill="F4F4F4" w:color="auto" w:val="clear"/>
-        <w:spacing w:after="0" w:before="0" w:line="240"/>
+        <w:spacing w:after="0" w:before="0" w:line="240" w:lineRule="auto"/>
         <w:ind w:left="113" w:right="113"/>
       </w:pPr>
       <w:r>
@@ -777,7 +780,7 @@
           <w:right w:val="single" w:color="BFBFBF" w:sz="4" w:space="4"/>
         </w:pBdr>
         <w:shd w:fill="F4F4F4" w:color="auto" w:val="clear"/>
-        <w:spacing w:after="0" w:before="0" w:line="240"/>
+        <w:spacing w:after="0" w:before="0" w:line="240" w:lineRule="auto"/>
         <w:ind w:left="113" w:right="113"/>
       </w:pPr>
       <w:r>
@@ -799,7 +802,7 @@
           <w:right w:val="single" w:color="BFBFBF" w:sz="4" w:space="4"/>
         </w:pBdr>
         <w:shd w:fill="F4F4F4" w:color="auto" w:val="clear"/>
-        <w:spacing w:after="0" w:before="0" w:line="240"/>
+        <w:spacing w:after="0" w:before="0" w:line="240" w:lineRule="auto"/>
         <w:ind w:left="113" w:right="113"/>
       </w:pPr>
       <w:r>
@@ -821,7 +824,7 @@
           <w:right w:val="single" w:color="BFBFBF" w:sz="4" w:space="4"/>
         </w:pBdr>
         <w:shd w:fill="F4F4F4" w:color="auto" w:val="clear"/>
-        <w:spacing w:after="0" w:before="0" w:line="240"/>
+        <w:spacing w:after="0" w:before="0" w:line="240" w:lineRule="auto"/>
         <w:ind w:left="113" w:right="113"/>
       </w:pPr>
       <w:r>
@@ -843,7 +846,7 @@
           <w:right w:val="single" w:color="BFBFBF" w:sz="4" w:space="4"/>
         </w:pBdr>
         <w:shd w:fill="F4F4F4" w:color="auto" w:val="clear"/>
-        <w:spacing w:after="0" w:before="0" w:line="240"/>
+        <w:spacing w:after="0" w:before="0" w:line="240" w:lineRule="auto"/>
         <w:ind w:left="113" w:right="113"/>
       </w:pPr>
       <w:r>
@@ -865,7 +868,7 @@
           <w:right w:val="single" w:color="BFBFBF" w:sz="4" w:space="4"/>
         </w:pBdr>
         <w:shd w:fill="F4F4F4" w:color="auto" w:val="clear"/>
-        <w:spacing w:after="0" w:before="0" w:line="240"/>
+        <w:spacing w:after="0" w:before="0" w:line="240" w:lineRule="auto"/>
         <w:ind w:left="113" w:right="113"/>
       </w:pPr>
       <w:r>
@@ -887,7 +890,7 @@
           <w:right w:val="single" w:color="BFBFBF" w:sz="4" w:space="4"/>
         </w:pBdr>
         <w:shd w:fill="F4F4F4" w:color="auto" w:val="clear"/>
-        <w:spacing w:after="0" w:before="0" w:line="240"/>
+        <w:spacing w:after="0" w:before="0" w:line="240" w:lineRule="auto"/>
         <w:ind w:left="113" w:right="113"/>
       </w:pPr>
       <w:r>
@@ -909,7 +912,7 @@
           <w:right w:val="single" w:color="BFBFBF" w:sz="4" w:space="4"/>
         </w:pBdr>
         <w:shd w:fill="F4F4F4" w:color="auto" w:val="clear"/>
-        <w:spacing w:after="0" w:before="0" w:line="240"/>
+        <w:spacing w:after="0" w:before="0" w:line="240" w:lineRule="auto"/>
         <w:ind w:left="113" w:right="113"/>
       </w:pPr>
       <w:r>
@@ -931,7 +934,7 @@
           <w:right w:val="single" w:color="BFBFBF" w:sz="4" w:space="4"/>
         </w:pBdr>
         <w:shd w:fill="F4F4F4" w:color="auto" w:val="clear"/>
-        <w:spacing w:after="0" w:before="0" w:line="240"/>
+        <w:spacing w:after="0" w:before="0" w:line="240" w:lineRule="auto"/>
         <w:ind w:left="113" w:right="113"/>
       </w:pPr>
       <w:r>
@@ -953,7 +956,7 @@
           <w:right w:val="single" w:color="BFBFBF" w:sz="4" w:space="4"/>
         </w:pBdr>
         <w:shd w:fill="F4F4F4" w:color="auto" w:val="clear"/>
-        <w:spacing w:after="0" w:before="0" w:line="240"/>
+        <w:spacing w:after="0" w:before="0" w:line="240" w:lineRule="auto"/>
         <w:ind w:left="113" w:right="113"/>
       </w:pPr>
       <w:r>
@@ -975,7 +978,7 @@
           <w:right w:val="single" w:color="BFBFBF" w:sz="4" w:space="4"/>
         </w:pBdr>
         <w:shd w:fill="F4F4F4" w:color="auto" w:val="clear"/>
-        <w:spacing w:after="0" w:before="0" w:line="240"/>
+        <w:spacing w:after="0" w:before="0" w:line="240" w:lineRule="auto"/>
         <w:ind w:left="113" w:right="113"/>
       </w:pPr>
       <w:r>
@@ -997,7 +1000,7 @@
           <w:right w:val="single" w:color="BFBFBF" w:sz="4" w:space="4"/>
         </w:pBdr>
         <w:shd w:fill="F4F4F4" w:color="auto" w:val="clear"/>
-        <w:spacing w:after="0" w:before="0" w:line="240"/>
+        <w:spacing w:after="0" w:before="0" w:line="240" w:lineRule="auto"/>
         <w:ind w:left="113" w:right="113"/>
       </w:pPr>
       <w:r>
@@ -1019,7 +1022,7 @@
           <w:right w:val="single" w:color="BFBFBF" w:sz="4" w:space="4"/>
         </w:pBdr>
         <w:shd w:fill="F4F4F4" w:color="auto" w:val="clear"/>
-        <w:spacing w:after="0" w:before="0" w:line="240"/>
+        <w:spacing w:after="0" w:before="0" w:line="240" w:lineRule="auto"/>
         <w:ind w:left="113" w:right="113"/>
       </w:pPr>
       <w:r>
@@ -1041,7 +1044,7 @@
           <w:right w:val="single" w:color="BFBFBF" w:sz="4" w:space="4"/>
         </w:pBdr>
         <w:shd w:fill="F4F4F4" w:color="auto" w:val="clear"/>
-        <w:spacing w:after="0" w:before="0" w:line="240"/>
+        <w:spacing w:after="0" w:before="0" w:line="240" w:lineRule="auto"/>
         <w:ind w:left="113" w:right="113"/>
       </w:pPr>
       <w:r>
@@ -1063,7 +1066,7 @@
           <w:right w:val="single" w:color="BFBFBF" w:sz="4" w:space="4"/>
         </w:pBdr>
         <w:shd w:fill="F4F4F4" w:color="auto" w:val="clear"/>
-        <w:spacing w:after="0" w:before="0" w:line="240"/>
+        <w:spacing w:after="0" w:before="0" w:line="240" w:lineRule="auto"/>
         <w:ind w:left="113" w:right="113"/>
       </w:pPr>
       <w:r>
@@ -1085,7 +1088,7 @@
           <w:right w:val="single" w:color="BFBFBF" w:sz="4" w:space="4"/>
         </w:pBdr>
         <w:shd w:fill="F4F4F4" w:color="auto" w:val="clear"/>
-        <w:spacing w:after="0" w:before="0" w:line="240"/>
+        <w:spacing w:after="0" w:before="0" w:line="240" w:lineRule="auto"/>
         <w:ind w:left="113" w:right="113"/>
       </w:pPr>
       <w:r>
@@ -1107,7 +1110,7 @@
           <w:right w:val="single" w:color="BFBFBF" w:sz="4" w:space="4"/>
         </w:pBdr>
         <w:shd w:fill="F4F4F4" w:color="auto" w:val="clear"/>
-        <w:spacing w:after="0" w:before="0" w:line="240"/>
+        <w:spacing w:after="0" w:before="0" w:line="240" w:lineRule="auto"/>
         <w:ind w:left="113" w:right="113"/>
       </w:pPr>
       <w:r>
@@ -1129,7 +1132,7 @@
           <w:right w:val="single" w:color="BFBFBF" w:sz="4" w:space="4"/>
         </w:pBdr>
         <w:shd w:fill="F4F4F4" w:color="auto" w:val="clear"/>
-        <w:spacing w:after="0" w:before="0" w:line="240"/>
+        <w:spacing w:after="0" w:before="0" w:line="240" w:lineRule="auto"/>
         <w:ind w:left="113" w:right="113"/>
       </w:pPr>
       <w:r>
@@ -1151,7 +1154,7 @@
           <w:right w:val="single" w:color="BFBFBF" w:sz="4" w:space="4"/>
         </w:pBdr>
         <w:shd w:fill="F4F4F4" w:color="auto" w:val="clear"/>
-        <w:spacing w:after="0" w:before="0" w:line="240"/>
+        <w:spacing w:after="0" w:before="0" w:line="240" w:lineRule="auto"/>
         <w:ind w:left="113" w:right="113"/>
       </w:pPr>
       <w:r>
@@ -1173,7 +1176,7 @@
           <w:right w:val="single" w:color="BFBFBF" w:sz="4" w:space="4"/>
         </w:pBdr>
         <w:shd w:fill="F4F4F4" w:color="auto" w:val="clear"/>
-        <w:spacing w:after="0" w:before="0" w:line="240"/>
+        <w:spacing w:after="0" w:before="0" w:line="240" w:lineRule="auto"/>
         <w:ind w:left="113" w:right="113"/>
       </w:pPr>
       <w:r>
@@ -1195,7 +1198,7 @@
           <w:right w:val="single" w:color="BFBFBF" w:sz="4" w:space="4"/>
         </w:pBdr>
         <w:shd w:fill="F4F4F4" w:color="auto" w:val="clear"/>
-        <w:spacing w:after="0" w:before="0" w:line="240"/>
+        <w:spacing w:after="0" w:before="0" w:line="240" w:lineRule="auto"/>
         <w:ind w:left="113" w:right="113"/>
       </w:pPr>
       <w:r>
@@ -1217,7 +1220,7 @@
           <w:right w:val="single" w:color="BFBFBF" w:sz="4" w:space="4"/>
         </w:pBdr>
         <w:shd w:fill="F4F4F4" w:color="auto" w:val="clear"/>
-        <w:spacing w:after="0" w:before="0" w:line="240"/>
+        <w:spacing w:after="0" w:before="0" w:line="240" w:lineRule="auto"/>
         <w:ind w:left="113" w:right="113"/>
       </w:pPr>
       <w:r>
@@ -1239,7 +1242,7 @@
           <w:right w:val="single" w:color="BFBFBF" w:sz="4" w:space="4"/>
         </w:pBdr>
         <w:shd w:fill="F4F4F4" w:color="auto" w:val="clear"/>
-        <w:spacing w:after="0" w:before="0" w:line="240"/>
+        <w:spacing w:after="0" w:before="0" w:line="240" w:lineRule="auto"/>
         <w:ind w:left="113" w:right="113"/>
       </w:pPr>
       <w:r>
@@ -1261,7 +1264,7 @@
           <w:right w:val="single" w:color="BFBFBF" w:sz="4" w:space="4"/>
         </w:pBdr>
         <w:shd w:fill="F4F4F4" w:color="auto" w:val="clear"/>
-        <w:spacing w:after="0" w:before="0" w:line="240"/>
+        <w:spacing w:after="0" w:before="0" w:line="240" w:lineRule="auto"/>
         <w:ind w:left="113" w:right="113"/>
       </w:pPr>
       <w:r>
@@ -1283,7 +1286,7 @@
           <w:right w:val="single" w:color="BFBFBF" w:sz="4" w:space="4"/>
         </w:pBdr>
         <w:shd w:fill="F4F4F4" w:color="auto" w:val="clear"/>
-        <w:spacing w:after="0" w:before="0" w:line="240"/>
+        <w:spacing w:after="0" w:before="0" w:line="240" w:lineRule="auto"/>
         <w:ind w:left="113" w:right="113"/>
       </w:pPr>
       <w:r>
@@ -1305,7 +1308,7 @@
           <w:right w:val="single" w:color="BFBFBF" w:sz="4" w:space="4"/>
         </w:pBdr>
         <w:shd w:fill="F4F4F4" w:color="auto" w:val="clear"/>
-        <w:spacing w:after="0" w:before="0" w:line="240"/>
+        <w:spacing w:after="0" w:before="0" w:line="240" w:lineRule="auto"/>
         <w:ind w:left="113" w:right="113"/>
       </w:pPr>
       <w:r>
@@ -1327,7 +1330,7 @@
           <w:right w:val="single" w:color="BFBFBF" w:sz="4" w:space="4"/>
         </w:pBdr>
         <w:shd w:fill="F4F4F4" w:color="auto" w:val="clear"/>
-        <w:spacing w:after="0" w:before="0" w:line="240"/>
+        <w:spacing w:after="0" w:before="0" w:line="240" w:lineRule="auto"/>
         <w:ind w:left="113" w:right="113"/>
       </w:pPr>
       <w:r>
@@ -1349,7 +1352,7 @@
           <w:right w:val="single" w:color="BFBFBF" w:sz="4" w:space="4"/>
         </w:pBdr>
         <w:shd w:fill="F4F4F4" w:color="auto" w:val="clear"/>
-        <w:spacing w:after="0" w:before="0" w:line="240"/>
+        <w:spacing w:after="0" w:before="0" w:line="240" w:lineRule="auto"/>
         <w:ind w:left="113" w:right="113"/>
       </w:pPr>
       <w:r>
@@ -1371,7 +1374,7 @@
           <w:right w:val="single" w:color="BFBFBF" w:sz="4" w:space="4"/>
         </w:pBdr>
         <w:shd w:fill="F4F4F4" w:color="auto" w:val="clear"/>
-        <w:spacing w:after="0" w:before="0" w:line="240"/>
+        <w:spacing w:after="0" w:before="0" w:line="240" w:lineRule="auto"/>
         <w:ind w:left="113" w:right="113"/>
       </w:pPr>
       <w:r>
@@ -1393,7 +1396,7 @@
           <w:right w:val="single" w:color="BFBFBF" w:sz="4" w:space="4"/>
         </w:pBdr>
         <w:shd w:fill="F4F4F4" w:color="auto" w:val="clear"/>
-        <w:spacing w:after="0" w:before="0" w:line="240"/>
+        <w:spacing w:after="0" w:before="0" w:line="240" w:lineRule="auto"/>
         <w:ind w:left="113" w:right="113"/>
       </w:pPr>
       <w:r>
@@ -1415,7 +1418,7 @@
           <w:right w:val="single" w:color="BFBFBF" w:sz="4" w:space="4"/>
         </w:pBdr>
         <w:shd w:fill="F4F4F4" w:color="auto" w:val="clear"/>
-        <w:spacing w:after="0" w:before="0" w:line="240"/>
+        <w:spacing w:after="0" w:before="0" w:line="240" w:lineRule="auto"/>
         <w:ind w:left="113" w:right="113"/>
       </w:pPr>
       <w:r>
@@ -1437,7 +1440,7 @@
           <w:right w:val="single" w:color="BFBFBF" w:sz="4" w:space="4"/>
         </w:pBdr>
         <w:shd w:fill="F4F4F4" w:color="auto" w:val="clear"/>
-        <w:spacing w:after="0" w:before="0" w:line="240"/>
+        <w:spacing w:after="0" w:before="0" w:line="240" w:lineRule="auto"/>
         <w:ind w:left="113" w:right="113"/>
       </w:pPr>
       <w:r>
@@ -1459,7 +1462,7 @@
           <w:right w:val="single" w:color="BFBFBF" w:sz="4" w:space="4"/>
         </w:pBdr>
         <w:shd w:fill="F4F4F4" w:color="auto" w:val="clear"/>
-        <w:spacing w:after="0" w:before="0" w:line="240"/>
+        <w:spacing w:after="0" w:before="0" w:line="240" w:lineRule="auto"/>
         <w:ind w:left="113" w:right="113"/>
       </w:pPr>
       <w:r>
@@ -1481,7 +1484,7 @@
           <w:right w:val="single" w:color="BFBFBF" w:sz="4" w:space="4"/>
         </w:pBdr>
         <w:shd w:fill="F4F4F4" w:color="auto" w:val="clear"/>
-        <w:spacing w:after="0" w:before="0" w:line="240"/>
+        <w:spacing w:after="0" w:before="0" w:line="240" w:lineRule="auto"/>
         <w:ind w:left="113" w:right="113"/>
       </w:pPr>
       <w:r>
@@ -1503,7 +1506,7 @@
           <w:right w:val="single" w:color="BFBFBF" w:sz="4" w:space="4"/>
         </w:pBdr>
         <w:shd w:fill="F4F4F4" w:color="auto" w:val="clear"/>
-        <w:spacing w:after="0" w:before="0" w:line="240"/>
+        <w:spacing w:after="0" w:before="0" w:line="240" w:lineRule="auto"/>
         <w:ind w:left="113" w:right="113"/>
       </w:pPr>
       <w:r>
@@ -1525,7 +1528,7 @@
           <w:right w:val="single" w:color="BFBFBF" w:sz="4" w:space="4"/>
         </w:pBdr>
         <w:shd w:fill="F4F4F4" w:color="auto" w:val="clear"/>
-        <w:spacing w:after="0" w:before="0" w:line="240"/>
+        <w:spacing w:after="0" w:before="0" w:line="240" w:lineRule="auto"/>
         <w:ind w:left="113" w:right="113"/>
       </w:pPr>
       <w:r>
@@ -1547,7 +1550,7 @@
           <w:right w:val="single" w:color="BFBFBF" w:sz="4" w:space="4"/>
         </w:pBdr>
         <w:shd w:fill="F4F4F4" w:color="auto" w:val="clear"/>
-        <w:spacing w:after="0" w:before="0" w:line="240"/>
+        <w:spacing w:after="0" w:before="0" w:line="240" w:lineRule="auto"/>
         <w:ind w:left="113" w:right="113"/>
       </w:pPr>
       <w:r>
@@ -1569,7 +1572,7 @@
           <w:right w:val="single" w:color="BFBFBF" w:sz="4" w:space="4"/>
         </w:pBdr>
         <w:shd w:fill="F4F4F4" w:color="auto" w:val="clear"/>
-        <w:spacing w:after="160" w:before="0" w:line="240"/>
+        <w:spacing w:after="160" w:before="0" w:line="240" w:lineRule="auto"/>
         <w:ind w:left="113" w:right="113"/>
       </w:pPr>
       <w:r>
@@ -1653,7 +1656,8 @@
     </w:p>
     <w:p>
       <w:pPr>
-        <w:spacing w:after="80"/>
+        <w:keepNext w:val="false"/>
+        <w:spacing w:after="80" w:before="0"/>
         <w:ind w:firstLine="709"/>
         <w:jc w:val="both"/>
       </w:pPr>
@@ -1704,7 +1708,7 @@
           <w:right w:val="single" w:color="BFBFBF" w:sz="4" w:space="4"/>
         </w:pBdr>
         <w:shd w:fill="F4F4F4" w:color="auto" w:val="clear"/>
-        <w:spacing w:after="0" w:before="60" w:line="240"/>
+        <w:spacing w:after="0" w:before="60" w:line="240" w:lineRule="auto"/>
         <w:ind w:left="113" w:right="113"/>
       </w:pPr>
       <w:r>
@@ -1726,7 +1730,7 @@
           <w:right w:val="single" w:color="BFBFBF" w:sz="4" w:space="4"/>
         </w:pBdr>
         <w:shd w:fill="F4F4F4" w:color="auto" w:val="clear"/>
-        <w:spacing w:after="0" w:before="0" w:line="240"/>
+        <w:spacing w:after="0" w:before="0" w:line="240" w:lineRule="auto"/>
         <w:ind w:left="113" w:right="113"/>
       </w:pPr>
       <w:r>
@@ -1748,7 +1752,7 @@
           <w:right w:val="single" w:color="BFBFBF" w:sz="4" w:space="4"/>
         </w:pBdr>
         <w:shd w:fill="F4F4F4" w:color="auto" w:val="clear"/>
-        <w:spacing w:after="0" w:before="0" w:line="240"/>
+        <w:spacing w:after="0" w:before="0" w:line="240" w:lineRule="auto"/>
         <w:ind w:left="113" w:right="113"/>
       </w:pPr>
       <w:r>
@@ -1770,7 +1774,7 @@
           <w:right w:val="single" w:color="BFBFBF" w:sz="4" w:space="4"/>
         </w:pBdr>
         <w:shd w:fill="F4F4F4" w:color="auto" w:val="clear"/>
-        <w:spacing w:after="0" w:before="0" w:line="240"/>
+        <w:spacing w:after="0" w:before="0" w:line="240" w:lineRule="auto"/>
         <w:ind w:left="113" w:right="113"/>
       </w:pPr>
       <w:r>
@@ -1792,7 +1796,7 @@
           <w:right w:val="single" w:color="BFBFBF" w:sz="4" w:space="4"/>
         </w:pBdr>
         <w:shd w:fill="F4F4F4" w:color="auto" w:val="clear"/>
-        <w:spacing w:after="0" w:before="0" w:line="240"/>
+        <w:spacing w:after="0" w:before="0" w:line="240" w:lineRule="auto"/>
         <w:ind w:left="113" w:right="113"/>
       </w:pPr>
       <w:r>
@@ -1814,7 +1818,7 @@
           <w:right w:val="single" w:color="BFBFBF" w:sz="4" w:space="4"/>
         </w:pBdr>
         <w:shd w:fill="F4F4F4" w:color="auto" w:val="clear"/>
-        <w:spacing w:after="0" w:before="0" w:line="240"/>
+        <w:spacing w:after="0" w:before="0" w:line="240" w:lineRule="auto"/>
         <w:ind w:left="113" w:right="113"/>
       </w:pPr>
       <w:r>
@@ -1836,7 +1840,7 @@
           <w:right w:val="single" w:color="BFBFBF" w:sz="4" w:space="4"/>
         </w:pBdr>
         <w:shd w:fill="F4F4F4" w:color="auto" w:val="clear"/>
-        <w:spacing w:after="0" w:before="0" w:line="240"/>
+        <w:spacing w:after="0" w:before="0" w:line="240" w:lineRule="auto"/>
         <w:ind w:left="113" w:right="113"/>
       </w:pPr>
       <w:r>
@@ -1858,7 +1862,7 @@
           <w:right w:val="single" w:color="BFBFBF" w:sz="4" w:space="4"/>
         </w:pBdr>
         <w:shd w:fill="F4F4F4" w:color="auto" w:val="clear"/>
-        <w:spacing w:after="0" w:before="0" w:line="240"/>
+        <w:spacing w:after="0" w:before="0" w:line="240" w:lineRule="auto"/>
         <w:ind w:left="113" w:right="113"/>
       </w:pPr>
       <w:r>
@@ -1880,7 +1884,7 @@
           <w:right w:val="single" w:color="BFBFBF" w:sz="4" w:space="4"/>
         </w:pBdr>
         <w:shd w:fill="F4F4F4" w:color="auto" w:val="clear"/>
-        <w:spacing w:after="0" w:before="0" w:line="240"/>
+        <w:spacing w:after="0" w:before="0" w:line="240" w:lineRule="auto"/>
         <w:ind w:left="113" w:right="113"/>
       </w:pPr>
       <w:r>
@@ -1902,7 +1906,7 @@
           <w:right w:val="single" w:color="BFBFBF" w:sz="4" w:space="4"/>
         </w:pBdr>
         <w:shd w:fill="F4F4F4" w:color="auto" w:val="clear"/>
-        <w:spacing w:after="0" w:before="0" w:line="240"/>
+        <w:spacing w:after="0" w:before="0" w:line="240" w:lineRule="auto"/>
         <w:ind w:left="113" w:right="113"/>
       </w:pPr>
       <w:r>
@@ -1924,7 +1928,7 @@
           <w:right w:val="single" w:color="BFBFBF" w:sz="4" w:space="4"/>
         </w:pBdr>
         <w:shd w:fill="F4F4F4" w:color="auto" w:val="clear"/>
-        <w:spacing w:after="0" w:before="0" w:line="240"/>
+        <w:spacing w:after="0" w:before="0" w:line="240" w:lineRule="auto"/>
         <w:ind w:left="113" w:right="113"/>
       </w:pPr>
       <w:r>
@@ -1946,7 +1950,7 @@
           <w:right w:val="single" w:color="BFBFBF" w:sz="4" w:space="4"/>
         </w:pBdr>
         <w:shd w:fill="F4F4F4" w:color="auto" w:val="clear"/>
-        <w:spacing w:after="0" w:before="0" w:line="240"/>
+        <w:spacing w:after="0" w:before="0" w:line="240" w:lineRule="auto"/>
         <w:ind w:left="113" w:right="113"/>
       </w:pPr>
       <w:r>
@@ -1968,7 +1972,7 @@
           <w:right w:val="single" w:color="BFBFBF" w:sz="4" w:space="4"/>
         </w:pBdr>
         <w:shd w:fill="F4F4F4" w:color="auto" w:val="clear"/>
-        <w:spacing w:after="0" w:before="0" w:line="240"/>
+        <w:spacing w:after="0" w:before="0" w:line="240" w:lineRule="auto"/>
         <w:ind w:left="113" w:right="113"/>
       </w:pPr>
       <w:r>
@@ -1990,7 +1994,7 @@
           <w:right w:val="single" w:color="BFBFBF" w:sz="4" w:space="4"/>
         </w:pBdr>
         <w:shd w:fill="F4F4F4" w:color="auto" w:val="clear"/>
-        <w:spacing w:after="0" w:before="0" w:line="240"/>
+        <w:spacing w:after="0" w:before="0" w:line="240" w:lineRule="auto"/>
         <w:ind w:left="113" w:right="113"/>
       </w:pPr>
       <w:r>
@@ -2012,7 +2016,7 @@
           <w:right w:val="single" w:color="BFBFBF" w:sz="4" w:space="4"/>
         </w:pBdr>
         <w:shd w:fill="F4F4F4" w:color="auto" w:val="clear"/>
-        <w:spacing w:after="0" w:before="0" w:line="240"/>
+        <w:spacing w:after="0" w:before="0" w:line="240" w:lineRule="auto"/>
         <w:ind w:left="113" w:right="113"/>
       </w:pPr>
       <w:r>
@@ -2034,7 +2038,7 @@
           <w:right w:val="single" w:color="BFBFBF" w:sz="4" w:space="4"/>
         </w:pBdr>
         <w:shd w:fill="F4F4F4" w:color="auto" w:val="clear"/>
-        <w:spacing w:after="0" w:before="0" w:line="240"/>
+        <w:spacing w:after="0" w:before="0" w:line="240" w:lineRule="auto"/>
         <w:ind w:left="113" w:right="113"/>
       </w:pPr>
       <w:r>
@@ -2056,7 +2060,7 @@
           <w:right w:val="single" w:color="BFBFBF" w:sz="4" w:space="4"/>
         </w:pBdr>
         <w:shd w:fill="F4F4F4" w:color="auto" w:val="clear"/>
-        <w:spacing w:after="0" w:before="0" w:line="240"/>
+        <w:spacing w:after="0" w:before="0" w:line="240" w:lineRule="auto"/>
         <w:ind w:left="113" w:right="113"/>
       </w:pPr>
       <w:r>
@@ -2078,7 +2082,7 @@
           <w:right w:val="single" w:color="BFBFBF" w:sz="4" w:space="4"/>
         </w:pBdr>
         <w:shd w:fill="F4F4F4" w:color="auto" w:val="clear"/>
-        <w:spacing w:after="0" w:before="0" w:line="240"/>
+        <w:spacing w:after="0" w:before="0" w:line="240" w:lineRule="auto"/>
         <w:ind w:left="113" w:right="113"/>
       </w:pPr>
       <w:r>
@@ -2100,7 +2104,7 @@
           <w:right w:val="single" w:color="BFBFBF" w:sz="4" w:space="4"/>
         </w:pBdr>
         <w:shd w:fill="F4F4F4" w:color="auto" w:val="clear"/>
-        <w:spacing w:after="160" w:before="0" w:line="240"/>
+        <w:spacing w:after="160" w:before="0" w:line="240" w:lineRule="auto"/>
         <w:ind w:left="113" w:right="113"/>
       </w:pPr>
       <w:r>
@@ -2122,7 +2126,7 @@
           <w:right w:val="single" w:color="BFBFBF" w:sz="4" w:space="4"/>
         </w:pBdr>
         <w:shd w:fill="F4F4F4" w:color="auto" w:val="clear"/>
-        <w:spacing w:after="0" w:before="60" w:line="240"/>
+        <w:spacing w:after="0" w:before="60" w:line="240" w:lineRule="auto"/>
         <w:ind w:left="113" w:right="113"/>
       </w:pPr>
       <w:r>
@@ -2144,7 +2148,7 @@
           <w:right w:val="single" w:color="BFBFBF" w:sz="4" w:space="4"/>
         </w:pBdr>
         <w:shd w:fill="F4F4F4" w:color="auto" w:val="clear"/>
-        <w:spacing w:after="0" w:before="0" w:line="240"/>
+        <w:spacing w:after="0" w:before="0" w:line="240" w:lineRule="auto"/>
         <w:ind w:left="113" w:right="113"/>
       </w:pPr>
       <w:r>
@@ -2166,7 +2170,7 @@
           <w:right w:val="single" w:color="BFBFBF" w:sz="4" w:space="4"/>
         </w:pBdr>
         <w:shd w:fill="F4F4F4" w:color="auto" w:val="clear"/>
-        <w:spacing w:after="0" w:before="0" w:line="240"/>
+        <w:spacing w:after="0" w:before="0" w:line="240" w:lineRule="auto"/>
         <w:ind w:left="113" w:right="113"/>
       </w:pPr>
       <w:r>
@@ -2188,7 +2192,7 @@
           <w:right w:val="single" w:color="BFBFBF" w:sz="4" w:space="4"/>
         </w:pBdr>
         <w:shd w:fill="F4F4F4" w:color="auto" w:val="clear"/>
-        <w:spacing w:after="0" w:before="0" w:line="240"/>
+        <w:spacing w:after="0" w:before="0" w:line="240" w:lineRule="auto"/>
         <w:ind w:left="113" w:right="113"/>
       </w:pPr>
       <w:r>
@@ -2210,7 +2214,7 @@
           <w:right w:val="single" w:color="BFBFBF" w:sz="4" w:space="4"/>
         </w:pBdr>
         <w:shd w:fill="F4F4F4" w:color="auto" w:val="clear"/>
-        <w:spacing w:after="0" w:before="0" w:line="240"/>
+        <w:spacing w:after="0" w:before="0" w:line="240" w:lineRule="auto"/>
         <w:ind w:left="113" w:right="113"/>
       </w:pPr>
       <w:r>
@@ -2232,7 +2236,7 @@
           <w:right w:val="single" w:color="BFBFBF" w:sz="4" w:space="4"/>
         </w:pBdr>
         <w:shd w:fill="F4F4F4" w:color="auto" w:val="clear"/>
-        <w:spacing w:after="0" w:before="0" w:line="240"/>
+        <w:spacing w:after="0" w:before="0" w:line="240" w:lineRule="auto"/>
         <w:ind w:left="113" w:right="113"/>
       </w:pPr>
       <w:r>
@@ -2254,7 +2258,7 @@
           <w:right w:val="single" w:color="BFBFBF" w:sz="4" w:space="4"/>
         </w:pBdr>
         <w:shd w:fill="F4F4F4" w:color="auto" w:val="clear"/>
-        <w:spacing w:after="0" w:before="0" w:line="240"/>
+        <w:spacing w:after="0" w:before="0" w:line="240" w:lineRule="auto"/>
         <w:ind w:left="113" w:right="113"/>
       </w:pPr>
       <w:r>
@@ -2276,7 +2280,7 @@
           <w:right w:val="single" w:color="BFBFBF" w:sz="4" w:space="4"/>
         </w:pBdr>
         <w:shd w:fill="F4F4F4" w:color="auto" w:val="clear"/>
-        <w:spacing w:after="0" w:before="0" w:line="240"/>
+        <w:spacing w:after="0" w:before="0" w:line="240" w:lineRule="auto"/>
         <w:ind w:left="113" w:right="113"/>
       </w:pPr>
       <w:r>
@@ -2298,7 +2302,7 @@
           <w:right w:val="single" w:color="BFBFBF" w:sz="4" w:space="4"/>
         </w:pBdr>
         <w:shd w:fill="F4F4F4" w:color="auto" w:val="clear"/>
-        <w:spacing w:after="0" w:before="0" w:line="240"/>
+        <w:spacing w:after="0" w:before="0" w:line="240" w:lineRule="auto"/>
         <w:ind w:left="113" w:right="113"/>
       </w:pPr>
       <w:r>
@@ -2320,7 +2324,7 @@
           <w:right w:val="single" w:color="BFBFBF" w:sz="4" w:space="4"/>
         </w:pBdr>
         <w:shd w:fill="F4F4F4" w:color="auto" w:val="clear"/>
-        <w:spacing w:after="0" w:before="0" w:line="240"/>
+        <w:spacing w:after="0" w:before="0" w:line="240" w:lineRule="auto"/>
         <w:ind w:left="113" w:right="113"/>
       </w:pPr>
       <w:r>
@@ -2342,7 +2346,7 @@
           <w:right w:val="single" w:color="BFBFBF" w:sz="4" w:space="4"/>
         </w:pBdr>
         <w:shd w:fill="F4F4F4" w:color="auto" w:val="clear"/>
-        <w:spacing w:after="0" w:before="0" w:line="240"/>
+        <w:spacing w:after="0" w:before="0" w:line="240" w:lineRule="auto"/>
         <w:ind w:left="113" w:right="113"/>
       </w:pPr>
       <w:r>
@@ -2364,7 +2368,7 @@
           <w:right w:val="single" w:color="BFBFBF" w:sz="4" w:space="4"/>
         </w:pBdr>
         <w:shd w:fill="F4F4F4" w:color="auto" w:val="clear"/>
-        <w:spacing w:after="0" w:before="0" w:line="240"/>
+        <w:spacing w:after="0" w:before="0" w:line="240" w:lineRule="auto"/>
         <w:ind w:left="113" w:right="113"/>
       </w:pPr>
       <w:r>
@@ -2386,7 +2390,7 @@
           <w:right w:val="single" w:color="BFBFBF" w:sz="4" w:space="4"/>
         </w:pBdr>
         <w:shd w:fill="F4F4F4" w:color="auto" w:val="clear"/>
-        <w:spacing w:after="0" w:before="0" w:line="240"/>
+        <w:spacing w:after="0" w:before="0" w:line="240" w:lineRule="auto"/>
         <w:ind w:left="113" w:right="113"/>
       </w:pPr>
       <w:r>
@@ -2408,7 +2412,7 @@
           <w:right w:val="single" w:color="BFBFBF" w:sz="4" w:space="4"/>
         </w:pBdr>
         <w:shd w:fill="F4F4F4" w:color="auto" w:val="clear"/>
-        <w:spacing w:after="0" w:before="0" w:line="240"/>
+        <w:spacing w:after="0" w:before="0" w:line="240" w:lineRule="auto"/>
         <w:ind w:left="113" w:right="113"/>
       </w:pPr>
       <w:r>
@@ -2430,7 +2434,7 @@
           <w:right w:val="single" w:color="BFBFBF" w:sz="4" w:space="4"/>
         </w:pBdr>
         <w:shd w:fill="F4F4F4" w:color="auto" w:val="clear"/>
-        <w:spacing w:after="0" w:before="0" w:line="240"/>
+        <w:spacing w:after="0" w:before="0" w:line="240" w:lineRule="auto"/>
         <w:ind w:left="113" w:right="113"/>
       </w:pPr>
       <w:r>
@@ -2452,7 +2456,7 @@
           <w:right w:val="single" w:color="BFBFBF" w:sz="4" w:space="4"/>
         </w:pBdr>
         <w:shd w:fill="F4F4F4" w:color="auto" w:val="clear"/>
-        <w:spacing w:after="0" w:before="0" w:line="240"/>
+        <w:spacing w:after="0" w:before="0" w:line="240" w:lineRule="auto"/>
         <w:ind w:left="113" w:right="113"/>
       </w:pPr>
       <w:r>
@@ -2474,7 +2478,7 @@
           <w:right w:val="single" w:color="BFBFBF" w:sz="4" w:space="4"/>
         </w:pBdr>
         <w:shd w:fill="F4F4F4" w:color="auto" w:val="clear"/>
-        <w:spacing w:after="0" w:before="0" w:line="240"/>
+        <w:spacing w:after="0" w:before="0" w:line="240" w:lineRule="auto"/>
         <w:ind w:left="113" w:right="113"/>
       </w:pPr>
       <w:r>
@@ -2496,7 +2500,7 @@
           <w:right w:val="single" w:color="BFBFBF" w:sz="4" w:space="4"/>
         </w:pBdr>
         <w:shd w:fill="F4F4F4" w:color="auto" w:val="clear"/>
-        <w:spacing w:after="0" w:before="0" w:line="240"/>
+        <w:spacing w:after="0" w:before="0" w:line="240" w:lineRule="auto"/>
         <w:ind w:left="113" w:right="113"/>
       </w:pPr>
       <w:r>
@@ -2518,7 +2522,7 @@
           <w:right w:val="single" w:color="BFBFBF" w:sz="4" w:space="4"/>
         </w:pBdr>
         <w:shd w:fill="F4F4F4" w:color="auto" w:val="clear"/>
-        <w:spacing w:after="0" w:before="0" w:line="240"/>
+        <w:spacing w:after="0" w:before="0" w:line="240" w:lineRule="auto"/>
         <w:ind w:left="113" w:right="113"/>
       </w:pPr>
       <w:r>
@@ -2540,7 +2544,7 @@
           <w:right w:val="single" w:color="BFBFBF" w:sz="4" w:space="4"/>
         </w:pBdr>
         <w:shd w:fill="F4F4F4" w:color="auto" w:val="clear"/>
-        <w:spacing w:after="0" w:before="0" w:line="240"/>
+        <w:spacing w:after="0" w:before="0" w:line="240" w:lineRule="auto"/>
         <w:ind w:left="113" w:right="113"/>
       </w:pPr>
       <w:r>
@@ -2562,7 +2566,7 @@
           <w:right w:val="single" w:color="BFBFBF" w:sz="4" w:space="4"/>
         </w:pBdr>
         <w:shd w:fill="F4F4F4" w:color="auto" w:val="clear"/>
-        <w:spacing w:after="0" w:before="0" w:line="240"/>
+        <w:spacing w:after="0" w:before="0" w:line="240" w:lineRule="auto"/>
         <w:ind w:left="113" w:right="113"/>
       </w:pPr>
       <w:r>
@@ -2584,7 +2588,7 @@
           <w:right w:val="single" w:color="BFBFBF" w:sz="4" w:space="4"/>
         </w:pBdr>
         <w:shd w:fill="F4F4F4" w:color="auto" w:val="clear"/>
-        <w:spacing w:after="0" w:before="0" w:line="240"/>
+        <w:spacing w:after="0" w:before="0" w:line="240" w:lineRule="auto"/>
         <w:ind w:left="113" w:right="113"/>
       </w:pPr>
       <w:r>
@@ -2606,7 +2610,7 @@
           <w:right w:val="single" w:color="BFBFBF" w:sz="4" w:space="4"/>
         </w:pBdr>
         <w:shd w:fill="F4F4F4" w:color="auto" w:val="clear"/>
-        <w:spacing w:after="0" w:before="0" w:line="240"/>
+        <w:spacing w:after="0" w:before="0" w:line="240" w:lineRule="auto"/>
         <w:ind w:left="113" w:right="113"/>
       </w:pPr>
       <w:r>
@@ -2628,7 +2632,7 @@
           <w:right w:val="single" w:color="BFBFBF" w:sz="4" w:space="4"/>
         </w:pBdr>
         <w:shd w:fill="F4F4F4" w:color="auto" w:val="clear"/>
-        <w:spacing w:after="0" w:before="0" w:line="240"/>
+        <w:spacing w:after="0" w:before="0" w:line="240" w:lineRule="auto"/>
         <w:ind w:left="113" w:right="113"/>
       </w:pPr>
       <w:r>
@@ -2650,7 +2654,7 @@
           <w:right w:val="single" w:color="BFBFBF" w:sz="4" w:space="4"/>
         </w:pBdr>
         <w:shd w:fill="F4F4F4" w:color="auto" w:val="clear"/>
-        <w:spacing w:after="0" w:before="0" w:line="240"/>
+        <w:spacing w:after="0" w:before="0" w:line="240" w:lineRule="auto"/>
         <w:ind w:left="113" w:right="113"/>
       </w:pPr>
       <w:r>
@@ -2672,7 +2676,7 @@
           <w:right w:val="single" w:color="BFBFBF" w:sz="4" w:space="4"/>
         </w:pBdr>
         <w:shd w:fill="F4F4F4" w:color="auto" w:val="clear"/>
-        <w:spacing w:after="0" w:before="0" w:line="240"/>
+        <w:spacing w:after="0" w:before="0" w:line="240" w:lineRule="auto"/>
         <w:ind w:left="113" w:right="113"/>
       </w:pPr>
       <w:r>
@@ -2694,7 +2698,7 @@
           <w:right w:val="single" w:color="BFBFBF" w:sz="4" w:space="4"/>
         </w:pBdr>
         <w:shd w:fill="F4F4F4" w:color="auto" w:val="clear"/>
-        <w:spacing w:after="0" w:before="0" w:line="240"/>
+        <w:spacing w:after="0" w:before="0" w:line="240" w:lineRule="auto"/>
         <w:ind w:left="113" w:right="113"/>
       </w:pPr>
       <w:r>
@@ -2716,7 +2720,7 @@
           <w:right w:val="single" w:color="BFBFBF" w:sz="4" w:space="4"/>
         </w:pBdr>
         <w:shd w:fill="F4F4F4" w:color="auto" w:val="clear"/>
-        <w:spacing w:after="0" w:before="0" w:line="240"/>
+        <w:spacing w:after="0" w:before="0" w:line="240" w:lineRule="auto"/>
         <w:ind w:left="113" w:right="113"/>
       </w:pPr>
       <w:r>
@@ -2738,7 +2742,7 @@
           <w:right w:val="single" w:color="BFBFBF" w:sz="4" w:space="4"/>
         </w:pBdr>
         <w:shd w:fill="F4F4F4" w:color="auto" w:val="clear"/>
-        <w:spacing w:after="0" w:before="0" w:line="240"/>
+        <w:spacing w:after="0" w:before="0" w:line="240" w:lineRule="auto"/>
         <w:ind w:left="113" w:right="113"/>
       </w:pPr>
       <w:r>
@@ -2760,7 +2764,7 @@
           <w:right w:val="single" w:color="BFBFBF" w:sz="4" w:space="4"/>
         </w:pBdr>
         <w:shd w:fill="F4F4F4" w:color="auto" w:val="clear"/>
-        <w:spacing w:after="0" w:before="0" w:line="240"/>
+        <w:spacing w:after="0" w:before="0" w:line="240" w:lineRule="auto"/>
         <w:ind w:left="113" w:right="113"/>
       </w:pPr>
       <w:r>
@@ -2782,7 +2786,7 @@
           <w:right w:val="single" w:color="BFBFBF" w:sz="4" w:space="4"/>
         </w:pBdr>
         <w:shd w:fill="F4F4F4" w:color="auto" w:val="clear"/>
-        <w:spacing w:after="0" w:before="0" w:line="240"/>
+        <w:spacing w:after="0" w:before="0" w:line="240" w:lineRule="auto"/>
         <w:ind w:left="113" w:right="113"/>
       </w:pPr>
       <w:r>
@@ -2804,7 +2808,7 @@
           <w:right w:val="single" w:color="BFBFBF" w:sz="4" w:space="4"/>
         </w:pBdr>
         <w:shd w:fill="F4F4F4" w:color="auto" w:val="clear"/>
-        <w:spacing w:after="0" w:before="0" w:line="240"/>
+        <w:spacing w:after="0" w:before="0" w:line="240" w:lineRule="auto"/>
         <w:ind w:left="113" w:right="113"/>
       </w:pPr>
       <w:r>
@@ -2826,7 +2830,7 @@
           <w:right w:val="single" w:color="BFBFBF" w:sz="4" w:space="4"/>
         </w:pBdr>
         <w:shd w:fill="F4F4F4" w:color="auto" w:val="clear"/>
-        <w:spacing w:after="0" w:before="0" w:line="240"/>
+        <w:spacing w:after="0" w:before="0" w:line="240" w:lineRule="auto"/>
         <w:ind w:left="113" w:right="113"/>
       </w:pPr>
       <w:r>
@@ -2848,7 +2852,7 @@
           <w:right w:val="single" w:color="BFBFBF" w:sz="4" w:space="4"/>
         </w:pBdr>
         <w:shd w:fill="F4F4F4" w:color="auto" w:val="clear"/>
-        <w:spacing w:after="0" w:before="0" w:line="240"/>
+        <w:spacing w:after="0" w:before="0" w:line="240" w:lineRule="auto"/>
         <w:ind w:left="113" w:right="113"/>
       </w:pPr>
       <w:r>
@@ -2870,7 +2874,7 @@
           <w:right w:val="single" w:color="BFBFBF" w:sz="4" w:space="4"/>
         </w:pBdr>
         <w:shd w:fill="F4F4F4" w:color="auto" w:val="clear"/>
-        <w:spacing w:after="0" w:before="0" w:line="240"/>
+        <w:spacing w:after="0" w:before="0" w:line="240" w:lineRule="auto"/>
         <w:ind w:left="113" w:right="113"/>
       </w:pPr>
       <w:r>
@@ -2892,7 +2896,7 @@
           <w:right w:val="single" w:color="BFBFBF" w:sz="4" w:space="4"/>
         </w:pBdr>
         <w:shd w:fill="F4F4F4" w:color="auto" w:val="clear"/>
-        <w:spacing w:after="0" w:before="0" w:line="240"/>
+        <w:spacing w:after="0" w:before="0" w:line="240" w:lineRule="auto"/>
         <w:ind w:left="113" w:right="113"/>
       </w:pPr>
       <w:r>
@@ -2914,7 +2918,7 @@
           <w:right w:val="single" w:color="BFBFBF" w:sz="4" w:space="4"/>
         </w:pBdr>
         <w:shd w:fill="F4F4F4" w:color="auto" w:val="clear"/>
-        <w:spacing w:after="0" w:before="0" w:line="240"/>
+        <w:spacing w:after="0" w:before="0" w:line="240" w:lineRule="auto"/>
         <w:ind w:left="113" w:right="113"/>
       </w:pPr>
       <w:r>
@@ -2936,7 +2940,7 @@
           <w:right w:val="single" w:color="BFBFBF" w:sz="4" w:space="4"/>
         </w:pBdr>
         <w:shd w:fill="F4F4F4" w:color="auto" w:val="clear"/>
-        <w:spacing w:after="0" w:before="0" w:line="240"/>
+        <w:spacing w:after="0" w:before="0" w:line="240" w:lineRule="auto"/>
         <w:ind w:left="113" w:right="113"/>
       </w:pPr>
       <w:r>
@@ -2958,7 +2962,7 @@
           <w:right w:val="single" w:color="BFBFBF" w:sz="4" w:space="4"/>
         </w:pBdr>
         <w:shd w:fill="F4F4F4" w:color="auto" w:val="clear"/>
-        <w:spacing w:after="0" w:before="0" w:line="240"/>
+        <w:spacing w:after="0" w:before="0" w:line="240" w:lineRule="auto"/>
         <w:ind w:left="113" w:right="113"/>
       </w:pPr>
       <w:r>
@@ -2980,7 +2984,7 @@
           <w:right w:val="single" w:color="BFBFBF" w:sz="4" w:space="4"/>
         </w:pBdr>
         <w:shd w:fill="F4F4F4" w:color="auto" w:val="clear"/>
-        <w:spacing w:after="0" w:before="0" w:line="240"/>
+        <w:spacing w:after="0" w:before="0" w:line="240" w:lineRule="auto"/>
         <w:ind w:left="113" w:right="113"/>
       </w:pPr>
       <w:r>
@@ -3002,7 +3006,7 @@
           <w:right w:val="single" w:color="BFBFBF" w:sz="4" w:space="4"/>
         </w:pBdr>
         <w:shd w:fill="F4F4F4" w:color="auto" w:val="clear"/>
-        <w:spacing w:after="0" w:before="0" w:line="240"/>
+        <w:spacing w:after="0" w:before="0" w:line="240" w:lineRule="auto"/>
         <w:ind w:left="113" w:right="113"/>
       </w:pPr>
       <w:r>
@@ -3024,7 +3028,7 @@
           <w:right w:val="single" w:color="BFBFBF" w:sz="4" w:space="4"/>
         </w:pBdr>
         <w:shd w:fill="F4F4F4" w:color="auto" w:val="clear"/>
-        <w:spacing w:after="0" w:before="0" w:line="240"/>
+        <w:spacing w:after="0" w:before="0" w:line="240" w:lineRule="auto"/>
         <w:ind w:left="113" w:right="113"/>
       </w:pPr>
       <w:r>
@@ -3046,7 +3050,7 @@
           <w:right w:val="single" w:color="BFBFBF" w:sz="4" w:space="4"/>
         </w:pBdr>
         <w:shd w:fill="F4F4F4" w:color="auto" w:val="clear"/>
-        <w:spacing w:after="0" w:before="0" w:line="240"/>
+        <w:spacing w:after="0" w:before="0" w:line="240" w:lineRule="auto"/>
         <w:ind w:left="113" w:right="113"/>
       </w:pPr>
       <w:r>
@@ -3068,7 +3072,7 @@
           <w:right w:val="single" w:color="BFBFBF" w:sz="4" w:space="4"/>
         </w:pBdr>
         <w:shd w:fill="F4F4F4" w:color="auto" w:val="clear"/>
-        <w:spacing w:after="0" w:before="0" w:line="240"/>
+        <w:spacing w:after="0" w:before="0" w:line="240" w:lineRule="auto"/>
         <w:ind w:left="113" w:right="113"/>
       </w:pPr>
       <w:r>
@@ -3090,7 +3094,7 @@
           <w:right w:val="single" w:color="BFBFBF" w:sz="4" w:space="4"/>
         </w:pBdr>
         <w:shd w:fill="F4F4F4" w:color="auto" w:val="clear"/>
-        <w:spacing w:after="0" w:before="0" w:line="240"/>
+        <w:spacing w:after="0" w:before="0" w:line="240" w:lineRule="auto"/>
         <w:ind w:left="113" w:right="113"/>
       </w:pPr>
       <w:r>
@@ -3112,7 +3116,7 @@
           <w:right w:val="single" w:color="BFBFBF" w:sz="4" w:space="4"/>
         </w:pBdr>
         <w:shd w:fill="F4F4F4" w:color="auto" w:val="clear"/>
-        <w:spacing w:after="160" w:before="0" w:line="240"/>
+        <w:spacing w:after="160" w:before="0" w:line="240" w:lineRule="auto"/>
         <w:ind w:left="113" w:right="113"/>
       </w:pPr>
       <w:r>
@@ -3204,7 +3208,7 @@
           <w:right w:val="single" w:color="BFBFBF" w:sz="4" w:space="4"/>
         </w:pBdr>
         <w:shd w:fill="F4F4F4" w:color="auto" w:val="clear"/>
-        <w:spacing w:after="0" w:before="60" w:line="240"/>
+        <w:spacing w:after="0" w:before="60" w:line="240" w:lineRule="auto"/>
         <w:ind w:left="113" w:right="113"/>
       </w:pPr>
       <w:r>
@@ -3226,7 +3230,7 @@
           <w:right w:val="single" w:color="BFBFBF" w:sz="4" w:space="4"/>
         </w:pBdr>
         <w:shd w:fill="F4F4F4" w:color="auto" w:val="clear"/>
-        <w:spacing w:after="0" w:before="0" w:line="240"/>
+        <w:spacing w:after="0" w:before="0" w:line="240" w:lineRule="auto"/>
         <w:ind w:left="113" w:right="113"/>
       </w:pPr>
       <w:r>
@@ -3248,7 +3252,7 @@
           <w:right w:val="single" w:color="BFBFBF" w:sz="4" w:space="4"/>
         </w:pBdr>
         <w:shd w:fill="F4F4F4" w:color="auto" w:val="clear"/>
-        <w:spacing w:after="0" w:before="0" w:line="240"/>
+        <w:spacing w:after="0" w:before="0" w:line="240" w:lineRule="auto"/>
         <w:ind w:left="113" w:right="113"/>
       </w:pPr>
       <w:r>
@@ -3270,7 +3274,7 @@
           <w:right w:val="single" w:color="BFBFBF" w:sz="4" w:space="4"/>
         </w:pBdr>
         <w:shd w:fill="F4F4F4" w:color="auto" w:val="clear"/>
-        <w:spacing w:after="0" w:before="0" w:line="240"/>
+        <w:spacing w:after="0" w:before="0" w:line="240" w:lineRule="auto"/>
         <w:ind w:left="113" w:right="113"/>
       </w:pPr>
       <w:r>
@@ -3292,7 +3296,7 @@
           <w:right w:val="single" w:color="BFBFBF" w:sz="4" w:space="4"/>
         </w:pBdr>
         <w:shd w:fill="F4F4F4" w:color="auto" w:val="clear"/>
-        <w:spacing w:after="0" w:before="0" w:line="240"/>
+        <w:spacing w:after="0" w:before="0" w:line="240" w:lineRule="auto"/>
         <w:ind w:left="113" w:right="113"/>
       </w:pPr>
       <w:r>
@@ -3314,7 +3318,7 @@
           <w:right w:val="single" w:color="BFBFBF" w:sz="4" w:space="4"/>
         </w:pBdr>
         <w:shd w:fill="F4F4F4" w:color="auto" w:val="clear"/>
-        <w:spacing w:after="0" w:before="0" w:line="240"/>
+        <w:spacing w:after="0" w:before="0" w:line="240" w:lineRule="auto"/>
         <w:ind w:left="113" w:right="113"/>
       </w:pPr>
       <w:r>
@@ -3336,7 +3340,7 @@
           <w:right w:val="single" w:color="BFBFBF" w:sz="4" w:space="4"/>
         </w:pBdr>
         <w:shd w:fill="F4F4F4" w:color="auto" w:val="clear"/>
-        <w:spacing w:after="0" w:before="0" w:line="240"/>
+        <w:spacing w:after="0" w:before="0" w:line="240" w:lineRule="auto"/>
         <w:ind w:left="113" w:right="113"/>
       </w:pPr>
       <w:r>
@@ -3358,7 +3362,7 @@
           <w:right w:val="single" w:color="BFBFBF" w:sz="4" w:space="4"/>
         </w:pBdr>
         <w:shd w:fill="F4F4F4" w:color="auto" w:val="clear"/>
-        <w:spacing w:after="0" w:before="0" w:line="240"/>
+        <w:spacing w:after="0" w:before="0" w:line="240" w:lineRule="auto"/>
         <w:ind w:left="113" w:right="113"/>
       </w:pPr>
       <w:r>
@@ -3380,7 +3384,7 @@
           <w:right w:val="single" w:color="BFBFBF" w:sz="4" w:space="4"/>
         </w:pBdr>
         <w:shd w:fill="F4F4F4" w:color="auto" w:val="clear"/>
-        <w:spacing w:after="0" w:before="0" w:line="240"/>
+        <w:spacing w:after="0" w:before="0" w:line="240" w:lineRule="auto"/>
         <w:ind w:left="113" w:right="113"/>
       </w:pPr>
       <w:r>
@@ -3402,7 +3406,7 @@
           <w:right w:val="single" w:color="BFBFBF" w:sz="4" w:space="4"/>
         </w:pBdr>
         <w:shd w:fill="F4F4F4" w:color="auto" w:val="clear"/>
-        <w:spacing w:after="0" w:before="0" w:line="240"/>
+        <w:spacing w:after="0" w:before="0" w:line="240" w:lineRule="auto"/>
         <w:ind w:left="113" w:right="113"/>
       </w:pPr>
       <w:r>
@@ -3424,7 +3428,7 @@
           <w:right w:val="single" w:color="BFBFBF" w:sz="4" w:space="4"/>
         </w:pBdr>
         <w:shd w:fill="F4F4F4" w:color="auto" w:val="clear"/>
-        <w:spacing w:after="0" w:before="0" w:line="240"/>
+        <w:spacing w:after="0" w:before="0" w:line="240" w:lineRule="auto"/>
         <w:ind w:left="113" w:right="113"/>
       </w:pPr>
       <w:r>
@@ -3446,7 +3450,7 @@
           <w:right w:val="single" w:color="BFBFBF" w:sz="4" w:space="4"/>
         </w:pBdr>
         <w:shd w:fill="F4F4F4" w:color="auto" w:val="clear"/>
-        <w:spacing w:after="160" w:before="0" w:line="240"/>
+        <w:spacing w:after="160" w:before="0" w:line="240" w:lineRule="auto"/>
         <w:ind w:left="113" w:right="113"/>
       </w:pPr>
       <w:r>
@@ -3468,7 +3472,7 @@
           <w:right w:val="single" w:color="BFBFBF" w:sz="4" w:space="4"/>
         </w:pBdr>
         <w:shd w:fill="F4F4F4" w:color="auto" w:val="clear"/>
-        <w:spacing w:after="0" w:before="60" w:line="240"/>
+        <w:spacing w:after="0" w:before="60" w:line="240" w:lineRule="auto"/>
         <w:ind w:left="113" w:right="113"/>
       </w:pPr>
       <w:r>
@@ -3490,7 +3494,7 @@
           <w:right w:val="single" w:color="BFBFBF" w:sz="4" w:space="4"/>
         </w:pBdr>
         <w:shd w:fill="F4F4F4" w:color="auto" w:val="clear"/>
-        <w:spacing w:after="0" w:before="0" w:line="240"/>
+        <w:spacing w:after="0" w:before="0" w:line="240" w:lineRule="auto"/>
         <w:ind w:left="113" w:right="113"/>
       </w:pPr>
       <w:r>
@@ -3512,7 +3516,7 @@
           <w:right w:val="single" w:color="BFBFBF" w:sz="4" w:space="4"/>
         </w:pBdr>
         <w:shd w:fill="F4F4F4" w:color="auto" w:val="clear"/>
-        <w:spacing w:after="0" w:before="0" w:line="240"/>
+        <w:spacing w:after="0" w:before="0" w:line="240" w:lineRule="auto"/>
         <w:ind w:left="113" w:right="113"/>
       </w:pPr>
       <w:r>
@@ -3534,7 +3538,7 @@
           <w:right w:val="single" w:color="BFBFBF" w:sz="4" w:space="4"/>
         </w:pBdr>
         <w:shd w:fill="F4F4F4" w:color="auto" w:val="clear"/>
-        <w:spacing w:after="0" w:before="0" w:line="240"/>
+        <w:spacing w:after="0" w:before="0" w:line="240" w:lineRule="auto"/>
         <w:ind w:left="113" w:right="113"/>
       </w:pPr>
       <w:r>
@@ -3556,7 +3560,7 @@
           <w:right w:val="single" w:color="BFBFBF" w:sz="4" w:space="4"/>
         </w:pBdr>
         <w:shd w:fill="F4F4F4" w:color="auto" w:val="clear"/>
-        <w:spacing w:after="0" w:before="0" w:line="240"/>
+        <w:spacing w:after="0" w:before="0" w:line="240" w:lineRule="auto"/>
         <w:ind w:left="113" w:right="113"/>
       </w:pPr>
       <w:r>
@@ -3578,7 +3582,7 @@
           <w:right w:val="single" w:color="BFBFBF" w:sz="4" w:space="4"/>
         </w:pBdr>
         <w:shd w:fill="F4F4F4" w:color="auto" w:val="clear"/>
-        <w:spacing w:after="0" w:before="0" w:line="240"/>
+        <w:spacing w:after="0" w:before="0" w:line="240" w:lineRule="auto"/>
         <w:ind w:left="113" w:right="113"/>
       </w:pPr>
       <w:r>
@@ -3600,7 +3604,7 @@
           <w:right w:val="single" w:color="BFBFBF" w:sz="4" w:space="4"/>
         </w:pBdr>
         <w:shd w:fill="F4F4F4" w:color="auto" w:val="clear"/>
-        <w:spacing w:after="0" w:before="0" w:line="240"/>
+        <w:spacing w:after="0" w:before="0" w:line="240" w:lineRule="auto"/>
         <w:ind w:left="113" w:right="113"/>
       </w:pPr>
       <w:r>
@@ -3622,7 +3626,7 @@
           <w:right w:val="single" w:color="BFBFBF" w:sz="4" w:space="4"/>
         </w:pBdr>
         <w:shd w:fill="F4F4F4" w:color="auto" w:val="clear"/>
-        <w:spacing w:after="0" w:before="0" w:line="240"/>
+        <w:spacing w:after="0" w:before="0" w:line="240" w:lineRule="auto"/>
         <w:ind w:left="113" w:right="113"/>
       </w:pPr>
       <w:r>
@@ -3644,7 +3648,7 @@
           <w:right w:val="single" w:color="BFBFBF" w:sz="4" w:space="4"/>
         </w:pBdr>
         <w:shd w:fill="F4F4F4" w:color="auto" w:val="clear"/>
-        <w:spacing w:after="0" w:before="0" w:line="240"/>
+        <w:spacing w:after="0" w:before="0" w:line="240" w:lineRule="auto"/>
         <w:ind w:left="113" w:right="113"/>
       </w:pPr>
       <w:r>
@@ -3666,7 +3670,7 @@
           <w:right w:val="single" w:color="BFBFBF" w:sz="4" w:space="4"/>
         </w:pBdr>
         <w:shd w:fill="F4F4F4" w:color="auto" w:val="clear"/>
-        <w:spacing w:after="0" w:before="0" w:line="240"/>
+        <w:spacing w:after="0" w:before="0" w:line="240" w:lineRule="auto"/>
         <w:ind w:left="113" w:right="113"/>
       </w:pPr>
       <w:r>
@@ -3688,7 +3692,7 @@
           <w:right w:val="single" w:color="BFBFBF" w:sz="4" w:space="4"/>
         </w:pBdr>
         <w:shd w:fill="F4F4F4" w:color="auto" w:val="clear"/>
-        <w:spacing w:after="0" w:before="0" w:line="240"/>
+        <w:spacing w:after="0" w:before="0" w:line="240" w:lineRule="auto"/>
         <w:ind w:left="113" w:right="113"/>
       </w:pPr>
       <w:r>
@@ -3710,7 +3714,7 @@
           <w:right w:val="single" w:color="BFBFBF" w:sz="4" w:space="4"/>
         </w:pBdr>
         <w:shd w:fill="F4F4F4" w:color="auto" w:val="clear"/>
-        <w:spacing w:after="0" w:before="0" w:line="240"/>
+        <w:spacing w:after="0" w:before="0" w:line="240" w:lineRule="auto"/>
         <w:ind w:left="113" w:right="113"/>
       </w:pPr>
       <w:r>
@@ -3732,7 +3736,7 @@
           <w:right w:val="single" w:color="BFBFBF" w:sz="4" w:space="4"/>
         </w:pBdr>
         <w:shd w:fill="F4F4F4" w:color="auto" w:val="clear"/>
-        <w:spacing w:after="0" w:before="0" w:line="240"/>
+        <w:spacing w:after="0" w:before="0" w:line="240" w:lineRule="auto"/>
         <w:ind w:left="113" w:right="113"/>
       </w:pPr>
       <w:r>
@@ -3754,7 +3758,7 @@
           <w:right w:val="single" w:color="BFBFBF" w:sz="4" w:space="4"/>
         </w:pBdr>
         <w:shd w:fill="F4F4F4" w:color="auto" w:val="clear"/>
-        <w:spacing w:after="0" w:before="0" w:line="240"/>
+        <w:spacing w:after="0" w:before="0" w:line="240" w:lineRule="auto"/>
         <w:ind w:left="113" w:right="113"/>
       </w:pPr>
       <w:r>
@@ -3776,7 +3780,7 @@
           <w:right w:val="single" w:color="BFBFBF" w:sz="4" w:space="4"/>
         </w:pBdr>
         <w:shd w:fill="F4F4F4" w:color="auto" w:val="clear"/>
-        <w:spacing w:after="0" w:before="0" w:line="240"/>
+        <w:spacing w:after="0" w:before="0" w:line="240" w:lineRule="auto"/>
         <w:ind w:left="113" w:right="113"/>
       </w:pPr>
       <w:r>
@@ -3798,7 +3802,7 @@
           <w:right w:val="single" w:color="BFBFBF" w:sz="4" w:space="4"/>
         </w:pBdr>
         <w:shd w:fill="F4F4F4" w:color="auto" w:val="clear"/>
-        <w:spacing w:after="0" w:before="0" w:line="240"/>
+        <w:spacing w:after="0" w:before="0" w:line="240" w:lineRule="auto"/>
         <w:ind w:left="113" w:right="113"/>
       </w:pPr>
       <w:r>
@@ -3820,7 +3824,7 @@
           <w:right w:val="single" w:color="BFBFBF" w:sz="4" w:space="4"/>
         </w:pBdr>
         <w:shd w:fill="F4F4F4" w:color="auto" w:val="clear"/>
-        <w:spacing w:after="0" w:before="0" w:line="240"/>
+        <w:spacing w:after="0" w:before="0" w:line="240" w:lineRule="auto"/>
         <w:ind w:left="113" w:right="113"/>
       </w:pPr>
       <w:r>
@@ -3842,7 +3846,7 @@
           <w:right w:val="single" w:color="BFBFBF" w:sz="4" w:space="4"/>
         </w:pBdr>
         <w:shd w:fill="F4F4F4" w:color="auto" w:val="clear"/>
-        <w:spacing w:after="0" w:before="0" w:line="240"/>
+        <w:spacing w:after="0" w:before="0" w:line="240" w:lineRule="auto"/>
         <w:ind w:left="113" w:right="113"/>
       </w:pPr>
       <w:r>
@@ -3864,7 +3868,7 @@
           <w:right w:val="single" w:color="BFBFBF" w:sz="4" w:space="4"/>
         </w:pBdr>
         <w:shd w:fill="F4F4F4" w:color="auto" w:val="clear"/>
-        <w:spacing w:after="0" w:before="0" w:line="240"/>
+        <w:spacing w:after="0" w:before="0" w:line="240" w:lineRule="auto"/>
         <w:ind w:left="113" w:right="113"/>
       </w:pPr>
       <w:r>
@@ -3886,7 +3890,7 @@
           <w:right w:val="single" w:color="BFBFBF" w:sz="4" w:space="4"/>
         </w:pBdr>
         <w:shd w:fill="F4F4F4" w:color="auto" w:val="clear"/>
-        <w:spacing w:after="0" w:before="0" w:line="240"/>
+        <w:spacing w:after="0" w:before="0" w:line="240" w:lineRule="auto"/>
         <w:ind w:left="113" w:right="113"/>
       </w:pPr>
       <w:r>
@@ -3908,7 +3912,7 @@
           <w:right w:val="single" w:color="BFBFBF" w:sz="4" w:space="4"/>
         </w:pBdr>
         <w:shd w:fill="F4F4F4" w:color="auto" w:val="clear"/>
-        <w:spacing w:after="0" w:before="0" w:line="240"/>
+        <w:spacing w:after="0" w:before="0" w:line="240" w:lineRule="auto"/>
         <w:ind w:left="113" w:right="113"/>
       </w:pPr>
       <w:r>
@@ -3930,7 +3934,7 @@
           <w:right w:val="single" w:color="BFBFBF" w:sz="4" w:space="4"/>
         </w:pBdr>
         <w:shd w:fill="F4F4F4" w:color="auto" w:val="clear"/>
-        <w:spacing w:after="0" w:before="0" w:line="240"/>
+        <w:spacing w:after="0" w:before="0" w:line="240" w:lineRule="auto"/>
         <w:ind w:left="113" w:right="113"/>
       </w:pPr>
       <w:r>
@@ -3952,7 +3956,7 @@
           <w:right w:val="single" w:color="BFBFBF" w:sz="4" w:space="4"/>
         </w:pBdr>
         <w:shd w:fill="F4F4F4" w:color="auto" w:val="clear"/>
-        <w:spacing w:after="0" w:before="0" w:line="240"/>
+        <w:spacing w:after="0" w:before="0" w:line="240" w:lineRule="auto"/>
         <w:ind w:left="113" w:right="113"/>
       </w:pPr>
       <w:r>
@@ -3974,7 +3978,7 @@
           <w:right w:val="single" w:color="BFBFBF" w:sz="4" w:space="4"/>
         </w:pBdr>
         <w:shd w:fill="F4F4F4" w:color="auto" w:val="clear"/>
-        <w:spacing w:after="0" w:before="0" w:line="240"/>
+        <w:spacing w:after="0" w:before="0" w:line="240" w:lineRule="auto"/>
         <w:ind w:left="113" w:right="113"/>
       </w:pPr>
       <w:r>
@@ -3996,7 +4000,7 @@
           <w:right w:val="single" w:color="BFBFBF" w:sz="4" w:space="4"/>
         </w:pBdr>
         <w:shd w:fill="F4F4F4" w:color="auto" w:val="clear"/>
-        <w:spacing w:after="160" w:before="0" w:line="240"/>
+        <w:spacing w:after="160" w:before="0" w:line="240" w:lineRule="auto"/>
         <w:ind w:left="113" w:right="113"/>
       </w:pPr>
       <w:r>
@@ -4070,7 +4074,8 @@
     </w:p>
     <w:p>
       <w:pPr>
-        <w:spacing w:after="80"/>
+        <w:keepNext w:val="false"/>
+        <w:spacing w:after="80" w:before="0"/>
         <w:ind w:firstLine="709"/>
         <w:jc w:val="both"/>
       </w:pPr>
@@ -4318,6 +4323,18 @@
     </w:lvl>
   </w:abstractNum>
   <w:abstractNum w:abstractNumId="3" w15:restartNumberingAfterBreak="0">
+    <w:multiLevelType w:val="hybridMultilevel"/>
+    <w:lvl w:ilvl="0" w15:tentative="1">
+      <w:start w:val="1"/>
+      <w:numFmt w:val="bullet"/>
+      <w:lvlText w:val="•"/>
+      <w:lvlJc w:val="left"/>
+      <w:pPr>
+        <w:ind w:left="1134" w:hanging="284"/>
+      </w:pPr>
+    </w:lvl>
+  </w:abstractNum>
+  <w:abstractNum w:abstractNumId="4" w15:restartNumberingAfterBreak="0">
     <w:multiLevelType w:val="hybridMultilevel"/>
     <w:lvl w:ilvl="0" w15:tentative="1">
       <w:start w:val="1"/>
